--- a/proyek/proyek ke-8/Kelompok 7 Praktikum Rekayasa Perangkat Lunak pertemuan 8.docx
+++ b/proyek/proyek ke-8/Kelompok 7 Praktikum Rekayasa Perangkat Lunak pertemuan 8.docx
@@ -1,6 +1,6 @@
 
 <file path=word/document.xml><?xml version="1.0" encoding="utf-8"?>
-<w:document xmlns:wpc="http://schemas.microsoft.com/office/word/2010/wordprocessingCanvas" xmlns:cx="http://schemas.microsoft.com/office/drawing/2014/chartex" xmlns:cx1="http://schemas.microsoft.com/office/drawing/2015/9/8/chartex" xmlns:cx2="http://schemas.microsoft.com/office/drawing/2015/10/21/chartex" xmlns:cx3="http://schemas.microsoft.com/office/drawing/2016/5/9/chartex" xmlns:cx4="http://schemas.microsoft.com/office/drawing/2016/5/10/chartex" xmlns:cx5="http://schemas.microsoft.com/office/drawing/2016/5/11/chartex" xmlns:cx6="http://schemas.microsoft.com/office/drawing/2016/5/12/chartex" xmlns:cx7="http://schemas.microsoft.com/office/drawing/2016/5/13/chartex" xmlns:cx8="http://schemas.microsoft.com/office/drawing/2016/5/14/chartex" xmlns:mc="http://schemas.openxmlformats.org/markup-compatibility/2006" xmlns:aink="http://schemas.microsoft.com/office/drawing/2016/ink" xmlns:am3d="http://schemas.microsoft.com/office/drawing/2017/model3d" xmlns:o="urn:schemas-microsoft-com:office:office" xmlns:r="http://schemas.openxmlformats.org/officeDocument/2006/relationships" xmlns:m="http://schemas.openxmlformats.org/officeDocument/2006/math" xmlns:v="urn:schemas-microsoft-com:vml" xmlns:wp14="http://schemas.microsoft.com/office/word/2010/wordprocessingDrawing" xmlns:wp="http://schemas.openxmlformats.org/drawingml/2006/wordprocessingDrawing" xmlns:w10="urn:schemas-microsoft-com:office:word" xmlns:w="http://schemas.openxmlformats.org/wordprocessingml/2006/main" xmlns:w14="http://schemas.microsoft.com/office/word/2010/wordml" xmlns:w15="http://schemas.microsoft.com/office/word/2012/wordml" xmlns:w16cex="http://schemas.microsoft.com/office/word/2018/wordml/cex" xmlns:w16cid="http://schemas.microsoft.com/office/word/2016/wordml/cid" xmlns:w16="http://schemas.microsoft.com/office/word/2018/wordml" xmlns:w16se="http://schemas.microsoft.com/office/word/2015/wordml/symex" xmlns:wpg="http://schemas.microsoft.com/office/word/2010/wordprocessingGroup" xmlns:wpi="http://schemas.microsoft.com/office/word/2010/wordprocessingInk" xmlns:wne="http://schemas.microsoft.com/office/word/2006/wordml" xmlns:wps="http://schemas.microsoft.com/office/word/2010/wordprocessingShape" mc:Ignorable="w14 w15 w16se w16cid w16 w16cex wp14">
+<w:document xmlns:wpc="http://schemas.microsoft.com/office/word/2010/wordprocessingCanvas" xmlns:cx="http://schemas.microsoft.com/office/drawing/2014/chartex" xmlns:cx1="http://schemas.microsoft.com/office/drawing/2015/9/8/chartex" xmlns:cx2="http://schemas.microsoft.com/office/drawing/2015/10/21/chartex" xmlns:cx3="http://schemas.microsoft.com/office/drawing/2016/5/9/chartex" xmlns:cx4="http://schemas.microsoft.com/office/drawing/2016/5/10/chartex" xmlns:cx5="http://schemas.microsoft.com/office/drawing/2016/5/11/chartex" xmlns:cx6="http://schemas.microsoft.com/office/drawing/2016/5/12/chartex" xmlns:cx7="http://schemas.microsoft.com/office/drawing/2016/5/13/chartex" xmlns:cx8="http://schemas.microsoft.com/office/drawing/2016/5/14/chartex" xmlns:mc="http://schemas.openxmlformats.org/markup-compatibility/2006" xmlns:aink="http://schemas.microsoft.com/office/drawing/2016/ink" xmlns:am3d="http://schemas.microsoft.com/office/drawing/2017/model3d" xmlns:o="urn:schemas-microsoft-com:office:office" xmlns:oel="http://schemas.microsoft.com/office/2019/extlst" xmlns:r="http://schemas.openxmlformats.org/officeDocument/2006/relationships" xmlns:m="http://schemas.openxmlformats.org/officeDocument/2006/math" xmlns:v="urn:schemas-microsoft-com:vml" xmlns:wp14="http://schemas.microsoft.com/office/word/2010/wordprocessingDrawing" xmlns:wp="http://schemas.openxmlformats.org/drawingml/2006/wordprocessingDrawing" xmlns:w10="urn:schemas-microsoft-com:office:word" xmlns:w="http://schemas.openxmlformats.org/wordprocessingml/2006/main" xmlns:w14="http://schemas.microsoft.com/office/word/2010/wordml" xmlns:w15="http://schemas.microsoft.com/office/word/2012/wordml" xmlns:w16cex="http://schemas.microsoft.com/office/word/2018/wordml/cex" xmlns:w16cid="http://schemas.microsoft.com/office/word/2016/wordml/cid" xmlns:w16="http://schemas.microsoft.com/office/word/2018/wordml" xmlns:w16sdtdh="http://schemas.microsoft.com/office/word/2020/wordml/sdtdatahash" xmlns:w16se="http://schemas.microsoft.com/office/word/2015/wordml/symex" xmlns:wpg="http://schemas.microsoft.com/office/word/2010/wordprocessingGroup" xmlns:wpi="http://schemas.microsoft.com/office/word/2010/wordprocessingInk" xmlns:wne="http://schemas.microsoft.com/office/word/2006/wordml" xmlns:wps="http://schemas.microsoft.com/office/word/2010/wordprocessingShape" mc:Ignorable="w14 w15 w16se w16cid w16 w16cex w16sdtdh wp14">
   <w:body>
     <w:p>
       <w:pPr>
@@ -642,13 +642,33 @@
       <w:pPr>
         <w:rPr>
           <w:rFonts w:ascii="Times New Roman" w:hAnsi="Times New Roman" w:cs="Times New Roman"/>
+          <w:bCs/>
+          <w:sz w:val="24"/>
+          <w:szCs w:val="32"/>
+        </w:rPr>
+      </w:pPr>
+      <w:r>
+        <w:rPr>
+          <w:rFonts w:ascii="Times New Roman" w:hAnsi="Times New Roman" w:cs="Times New Roman"/>
           <w:b/>
           <w:bCs/>
           <w:sz w:val="24"/>
           <w:szCs w:val="32"/>
         </w:rPr>
-      </w:pPr>
-      <w:r>
+        <w:t xml:space="preserve">Teori Singkat: </w:t>
+      </w:r>
+      <w:r>
+        <w:rPr>
+          <w:rFonts w:ascii="Times New Roman" w:hAnsi="Times New Roman" w:cs="Times New Roman"/>
+          <w:bCs/>
+          <w:sz w:val="24"/>
+          <w:szCs w:val="32"/>
+        </w:rPr>
+        <w:t>UI/UX berfokus pada kenyamanan dan kemudahan penggunaan sistem.</w:t>
+      </w:r>
+    </w:p>
+    <w:p>
+      <w:pPr>
         <w:rPr>
           <w:rFonts w:ascii="Times New Roman" w:hAnsi="Times New Roman" w:cs="Times New Roman"/>
           <w:b/>
@@ -656,17 +676,7 @@
           <w:sz w:val="24"/>
           <w:szCs w:val="32"/>
         </w:rPr>
-        <w:t xml:space="preserve">Teori Singkat: </w:t>
-      </w:r>
-      <w:r>
-        <w:rPr>
-          <w:rFonts w:ascii="Times New Roman" w:hAnsi="Times New Roman" w:cs="Times New Roman"/>
-          <w:bCs/>
-          <w:sz w:val="24"/>
-          <w:szCs w:val="32"/>
-        </w:rPr>
-        <w:t>UI/UX berfokus pada kenyamanan dan kemudahan penggunaan sistem.</w:t>
-      </w:r>
+      </w:pPr>
     </w:p>
     <w:p>
       <w:pPr>
@@ -704,15 +714,37 @@
           <w:szCs w:val="32"/>
         </w:rPr>
       </w:pPr>
-      <w:r>
-        <w:rPr>
-          <w:rFonts w:ascii="Times New Roman" w:hAnsi="Times New Roman" w:cs="Times New Roman"/>
-          <w:bCs/>
-          <w:sz w:val="24"/>
-          <w:szCs w:val="32"/>
-        </w:rPr>
-        <w:t>Figma/Pencil/Balsamiq</w:t>
-      </w:r>
+      <w:proofErr w:type="spellStart"/>
+      <w:r>
+        <w:rPr>
+          <w:rFonts w:ascii="Times New Roman" w:hAnsi="Times New Roman" w:cs="Times New Roman"/>
+          <w:bCs/>
+          <w:sz w:val="24"/>
+          <w:szCs w:val="32"/>
+        </w:rPr>
+        <w:t>Figma</w:t>
+      </w:r>
+      <w:proofErr w:type="spellEnd"/>
+      <w:r>
+        <w:rPr>
+          <w:rFonts w:ascii="Times New Roman" w:hAnsi="Times New Roman" w:cs="Times New Roman"/>
+          <w:bCs/>
+          <w:sz w:val="24"/>
+          <w:szCs w:val="32"/>
+        </w:rPr>
+        <w:t>/Pencil/</w:t>
+      </w:r>
+      <w:proofErr w:type="spellStart"/>
+      <w:r>
+        <w:rPr>
+          <w:rFonts w:ascii="Times New Roman" w:hAnsi="Times New Roman" w:cs="Times New Roman"/>
+          <w:bCs/>
+          <w:sz w:val="24"/>
+          <w:szCs w:val="32"/>
+        </w:rPr>
+        <w:t>Balsamiq</w:t>
+      </w:r>
+      <w:proofErr w:type="spellEnd"/>
     </w:p>
     <w:p>
       <w:pPr>
@@ -724,7 +756,9 @@
           <w:szCs w:val="32"/>
         </w:rPr>
       </w:pPr>
-      <w:r>
+    </w:p>
+    <w:p>
+      <w:pPr>
         <w:rPr>
           <w:rFonts w:ascii="Times New Roman" w:hAnsi="Times New Roman" w:cs="Times New Roman"/>
           <w:b/>
@@ -732,6 +766,15 @@
           <w:sz w:val="24"/>
           <w:szCs w:val="32"/>
         </w:rPr>
+      </w:pPr>
+      <w:r>
+        <w:rPr>
+          <w:rFonts w:ascii="Times New Roman" w:hAnsi="Times New Roman" w:cs="Times New Roman"/>
+          <w:b/>
+          <w:bCs/>
+          <w:sz w:val="24"/>
+          <w:szCs w:val="32"/>
+        </w:rPr>
         <w:t>Contoh Permasalahan</w:t>
       </w:r>
     </w:p>
@@ -768,59 +811,29 @@
       <w:pPr>
         <w:rPr>
           <w:rFonts w:ascii="Times New Roman" w:hAnsi="Times New Roman" w:cs="Times New Roman"/>
+          <w:bCs/>
+          <w:sz w:val="24"/>
+          <w:szCs w:val="32"/>
+        </w:rPr>
+      </w:pPr>
+      <w:r>
+        <w:rPr>
+          <w:rFonts w:ascii="Times New Roman" w:hAnsi="Times New Roman" w:cs="Times New Roman"/>
           <w:b/>
           <w:bCs/>
           <w:sz w:val="24"/>
           <w:szCs w:val="32"/>
         </w:rPr>
-      </w:pPr>
-      <w:r>
-        <w:rPr>
-          <w:rFonts w:ascii="Times New Roman" w:hAnsi="Times New Roman" w:cs="Times New Roman"/>
-          <w:b/>
-          <w:bCs/>
-          <w:sz w:val="24"/>
-          <w:szCs w:val="32"/>
-        </w:rPr>
-        <w:t>Halaman 1 – Login</w:t>
-      </w:r>
-    </w:p>
-    <w:p>
-      <w:pPr>
-        <w:rPr>
-          <w:rFonts w:ascii="Times New Roman" w:hAnsi="Times New Roman" w:cs="Times New Roman"/>
-          <w:bCs/>
-          <w:sz w:val="24"/>
-          <w:szCs w:val="32"/>
-        </w:rPr>
-      </w:pPr>
-      <w:r>
-        <w:rPr>
-          <w:rFonts w:ascii="Times New Roman" w:hAnsi="Times New Roman" w:cs="Times New Roman"/>
-          <w:bCs/>
-          <w:sz w:val="24"/>
-          <w:szCs w:val="32"/>
-        </w:rPr>
-        <w:t>Fungsi: Digunakan untuk proses autentifikasi pengguna sebelum masuk ke sistem.</w:t>
-      </w:r>
-    </w:p>
-    <w:p>
-      <w:pPr>
-        <w:rPr>
-          <w:rFonts w:ascii="Times New Roman" w:hAnsi="Times New Roman" w:cs="Times New Roman"/>
-          <w:bCs/>
-          <w:sz w:val="24"/>
-          <w:szCs w:val="32"/>
-        </w:rPr>
-      </w:pPr>
-      <w:r>
-        <w:rPr>
-          <w:rFonts w:ascii="Times New Roman" w:hAnsi="Times New Roman" w:cs="Times New Roman"/>
-          <w:bCs/>
-          <w:sz w:val="24"/>
-          <w:szCs w:val="32"/>
-        </w:rPr>
-        <w:t>Komponen Utama:</w:t>
+        <w:t>Studi Kasus</w:t>
+      </w:r>
+      <w:r>
+        <w:rPr>
+          <w:rFonts w:ascii="Times New Roman" w:hAnsi="Times New Roman" w:cs="Times New Roman"/>
+          <w:bCs/>
+          <w:sz w:val="24"/>
+          <w:szCs w:val="32"/>
+        </w:rPr>
+        <w:t xml:space="preserve">: </w:t>
       </w:r>
     </w:p>
     <w:p>
@@ -844,7 +857,27 @@
           <w:sz w:val="24"/>
           <w:szCs w:val="32"/>
         </w:rPr>
-        <w:t>Logo aplikasi</w:t>
+        <w:t xml:space="preserve">Buat </w:t>
+      </w:r>
+      <w:proofErr w:type="spellStart"/>
+      <w:r>
+        <w:rPr>
+          <w:rFonts w:ascii="Times New Roman" w:hAnsi="Times New Roman" w:cs="Times New Roman"/>
+          <w:bCs/>
+          <w:sz w:val="24"/>
+          <w:szCs w:val="32"/>
+        </w:rPr>
+        <w:t>wireframe</w:t>
+      </w:r>
+      <w:proofErr w:type="spellEnd"/>
+      <w:r>
+        <w:rPr>
+          <w:rFonts w:ascii="Times New Roman" w:hAnsi="Times New Roman" w:cs="Times New Roman"/>
+          <w:bCs/>
+          <w:sz w:val="24"/>
+          <w:szCs w:val="32"/>
+        </w:rPr>
+        <w:t xml:space="preserve"> minimal 5 halaman</w:t>
       </w:r>
     </w:p>
     <w:p>
@@ -868,7 +901,227 @@
           <w:sz w:val="24"/>
           <w:szCs w:val="32"/>
         </w:rPr>
-        <w:t>Input email</w:t>
+        <w:t>Jelaskan alur navigasi</w:t>
+      </w:r>
+    </w:p>
+    <w:p>
+      <w:pPr>
+        <w:rPr>
+          <w:rFonts w:ascii="Times New Roman" w:hAnsi="Times New Roman" w:cs="Times New Roman"/>
+          <w:bCs/>
+          <w:sz w:val="24"/>
+          <w:szCs w:val="32"/>
+        </w:rPr>
+      </w:pPr>
+    </w:p>
+    <w:p>
+      <w:pPr>
+        <w:rPr>
+          <w:rFonts w:ascii="Times New Roman" w:hAnsi="Times New Roman" w:cs="Times New Roman"/>
+          <w:bCs/>
+          <w:sz w:val="24"/>
+          <w:szCs w:val="32"/>
+        </w:rPr>
+      </w:pPr>
+    </w:p>
+    <w:p>
+      <w:pPr>
+        <w:rPr>
+          <w:rFonts w:ascii="Times New Roman" w:hAnsi="Times New Roman" w:cs="Times New Roman"/>
+          <w:bCs/>
+          <w:sz w:val="24"/>
+          <w:szCs w:val="32"/>
+        </w:rPr>
+      </w:pPr>
+    </w:p>
+    <w:p>
+      <w:pPr>
+        <w:rPr>
+          <w:rFonts w:ascii="Times New Roman" w:hAnsi="Times New Roman" w:cs="Times New Roman"/>
+          <w:bCs/>
+          <w:sz w:val="24"/>
+          <w:szCs w:val="32"/>
+        </w:rPr>
+      </w:pPr>
+    </w:p>
+    <w:p>
+      <w:pPr>
+        <w:rPr>
+          <w:rFonts w:ascii="Times New Roman" w:hAnsi="Times New Roman" w:cs="Times New Roman"/>
+          <w:bCs/>
+          <w:sz w:val="24"/>
+          <w:szCs w:val="32"/>
+        </w:rPr>
+      </w:pPr>
+    </w:p>
+    <w:p>
+      <w:pPr>
+        <w:rPr>
+          <w:rFonts w:ascii="Times New Roman" w:hAnsi="Times New Roman" w:cs="Times New Roman"/>
+          <w:bCs/>
+          <w:sz w:val="24"/>
+          <w:szCs w:val="32"/>
+        </w:rPr>
+      </w:pPr>
+    </w:p>
+    <w:p>
+      <w:pPr>
+        <w:rPr>
+          <w:rFonts w:ascii="Times New Roman" w:hAnsi="Times New Roman" w:cs="Times New Roman"/>
+          <w:bCs/>
+          <w:sz w:val="24"/>
+          <w:szCs w:val="32"/>
+        </w:rPr>
+      </w:pPr>
+    </w:p>
+    <w:p>
+      <w:pPr>
+        <w:rPr>
+          <w:rFonts w:ascii="Times New Roman" w:hAnsi="Times New Roman" w:cs="Times New Roman"/>
+          <w:bCs/>
+          <w:sz w:val="24"/>
+          <w:szCs w:val="32"/>
+        </w:rPr>
+      </w:pPr>
+    </w:p>
+    <w:p>
+      <w:pPr>
+        <w:rPr>
+          <w:rFonts w:ascii="Times New Roman" w:hAnsi="Times New Roman" w:cs="Times New Roman"/>
+          <w:bCs/>
+          <w:sz w:val="24"/>
+          <w:szCs w:val="32"/>
+        </w:rPr>
+      </w:pPr>
+    </w:p>
+    <w:p>
+      <w:pPr>
+        <w:rPr>
+          <w:rFonts w:ascii="Times New Roman" w:hAnsi="Times New Roman" w:cs="Times New Roman"/>
+          <w:bCs/>
+          <w:sz w:val="24"/>
+          <w:szCs w:val="32"/>
+        </w:rPr>
+      </w:pPr>
+    </w:p>
+    <w:p>
+      <w:pPr>
+        <w:rPr>
+          <w:rFonts w:ascii="Times New Roman" w:hAnsi="Times New Roman" w:cs="Times New Roman"/>
+          <w:bCs/>
+          <w:sz w:val="24"/>
+          <w:szCs w:val="32"/>
+        </w:rPr>
+      </w:pPr>
+    </w:p>
+    <w:p>
+      <w:pPr>
+        <w:rPr>
+          <w:rFonts w:ascii="Times New Roman" w:hAnsi="Times New Roman" w:cs="Times New Roman"/>
+          <w:bCs/>
+          <w:sz w:val="24"/>
+          <w:szCs w:val="32"/>
+        </w:rPr>
+      </w:pPr>
+    </w:p>
+    <w:p>
+      <w:pPr>
+        <w:rPr>
+          <w:rFonts w:ascii="Times New Roman" w:hAnsi="Times New Roman" w:cs="Times New Roman"/>
+          <w:bCs/>
+          <w:sz w:val="24"/>
+          <w:szCs w:val="32"/>
+        </w:rPr>
+      </w:pPr>
+    </w:p>
+    <w:p>
+      <w:pPr>
+        <w:rPr>
+          <w:rFonts w:ascii="Times New Roman" w:hAnsi="Times New Roman" w:cs="Times New Roman"/>
+          <w:bCs/>
+          <w:sz w:val="24"/>
+          <w:szCs w:val="32"/>
+        </w:rPr>
+      </w:pPr>
+    </w:p>
+    <w:p>
+      <w:pPr>
+        <w:rPr>
+          <w:rFonts w:ascii="Times New Roman" w:hAnsi="Times New Roman" w:cs="Times New Roman"/>
+          <w:bCs/>
+          <w:sz w:val="24"/>
+          <w:szCs w:val="32"/>
+        </w:rPr>
+      </w:pPr>
+    </w:p>
+    <w:p>
+      <w:pPr>
+        <w:rPr>
+          <w:rFonts w:ascii="Times New Roman" w:hAnsi="Times New Roman" w:cs="Times New Roman"/>
+          <w:bCs/>
+          <w:sz w:val="24"/>
+          <w:szCs w:val="32"/>
+        </w:rPr>
+      </w:pPr>
+    </w:p>
+    <w:p>
+      <w:pPr>
+        <w:rPr>
+          <w:rFonts w:ascii="Times New Roman" w:hAnsi="Times New Roman" w:cs="Times New Roman"/>
+          <w:b/>
+          <w:bCs/>
+          <w:sz w:val="24"/>
+          <w:szCs w:val="32"/>
+        </w:rPr>
+      </w:pPr>
+      <w:r>
+        <w:rPr>
+          <w:rFonts w:ascii="Times New Roman" w:hAnsi="Times New Roman" w:cs="Times New Roman"/>
+          <w:b/>
+          <w:bCs/>
+          <w:sz w:val="24"/>
+          <w:szCs w:val="32"/>
+        </w:rPr>
+        <w:lastRenderedPageBreak/>
+        <w:t>Halaman 1 – Login</w:t>
+      </w:r>
+    </w:p>
+    <w:p>
+      <w:pPr>
+        <w:rPr>
+          <w:rFonts w:ascii="Times New Roman" w:hAnsi="Times New Roman" w:cs="Times New Roman"/>
+          <w:bCs/>
+          <w:sz w:val="24"/>
+          <w:szCs w:val="32"/>
+        </w:rPr>
+      </w:pPr>
+      <w:r>
+        <w:rPr>
+          <w:rFonts w:ascii="Times New Roman" w:hAnsi="Times New Roman" w:cs="Times New Roman"/>
+          <w:bCs/>
+          <w:sz w:val="24"/>
+          <w:szCs w:val="32"/>
+        </w:rPr>
+        <w:t>Fungsi: Digunakan untuk proses autentifikasi pengguna sebelum masuk ke sistem.</w:t>
+      </w:r>
+    </w:p>
+    <w:p>
+      <w:pPr>
+        <w:rPr>
+          <w:rFonts w:ascii="Times New Roman" w:hAnsi="Times New Roman" w:cs="Times New Roman"/>
+          <w:bCs/>
+          <w:sz w:val="24"/>
+          <w:szCs w:val="32"/>
+        </w:rPr>
+      </w:pPr>
+      <w:r>
+        <w:rPr>
+          <w:rFonts w:ascii="Times New Roman" w:hAnsi="Times New Roman" w:cs="Times New Roman"/>
+          <w:bCs/>
+          <w:sz w:val="24"/>
+          <w:szCs w:val="32"/>
+        </w:rPr>
+        <w:t>Komponen Utama:</w:t>
       </w:r>
     </w:p>
     <w:p>
@@ -892,7 +1145,7 @@
           <w:sz w:val="24"/>
           <w:szCs w:val="32"/>
         </w:rPr>
-        <w:t>Input password</w:t>
+        <w:t>Logo aplikasi</w:t>
       </w:r>
     </w:p>
     <w:p>
@@ -916,7 +1169,7 @@
           <w:sz w:val="24"/>
           <w:szCs w:val="32"/>
         </w:rPr>
-        <w:t>Tombol “Masuk”</w:t>
+        <w:t>Input email</w:t>
       </w:r>
     </w:p>
     <w:p>
@@ -940,7 +1193,7 @@
           <w:sz w:val="24"/>
           <w:szCs w:val="32"/>
         </w:rPr>
-        <w:t>Tombol “Daftar”</w:t>
+        <w:t>Input password</w:t>
       </w:r>
     </w:p>
     <w:p>
@@ -964,8 +1217,67 @@
           <w:sz w:val="24"/>
           <w:szCs w:val="32"/>
         </w:rPr>
-        <w:t>Link lupa password</w:t>
-      </w:r>
+        <w:t>Tombol “Masuk”</w:t>
+      </w:r>
+    </w:p>
+    <w:p>
+      <w:pPr>
+        <w:pStyle w:val="ListParagraph"/>
+        <w:numPr>
+          <w:ilvl w:val="0"/>
+          <w:numId w:val="18"/>
+        </w:numPr>
+        <w:rPr>
+          <w:rFonts w:ascii="Times New Roman" w:hAnsi="Times New Roman" w:cs="Times New Roman"/>
+          <w:bCs/>
+          <w:sz w:val="24"/>
+          <w:szCs w:val="32"/>
+        </w:rPr>
+      </w:pPr>
+      <w:r>
+        <w:rPr>
+          <w:rFonts w:ascii="Times New Roman" w:hAnsi="Times New Roman" w:cs="Times New Roman"/>
+          <w:bCs/>
+          <w:sz w:val="24"/>
+          <w:szCs w:val="32"/>
+        </w:rPr>
+        <w:t>Tombol “Daftar”</w:t>
+      </w:r>
+    </w:p>
+    <w:p>
+      <w:pPr>
+        <w:pStyle w:val="ListParagraph"/>
+        <w:numPr>
+          <w:ilvl w:val="0"/>
+          <w:numId w:val="18"/>
+        </w:numPr>
+        <w:rPr>
+          <w:rFonts w:ascii="Times New Roman" w:hAnsi="Times New Roman" w:cs="Times New Roman"/>
+          <w:bCs/>
+          <w:sz w:val="24"/>
+          <w:szCs w:val="32"/>
+        </w:rPr>
+      </w:pPr>
+      <w:r>
+        <w:rPr>
+          <w:rFonts w:ascii="Times New Roman" w:hAnsi="Times New Roman" w:cs="Times New Roman"/>
+          <w:bCs/>
+          <w:sz w:val="24"/>
+          <w:szCs w:val="32"/>
+        </w:rPr>
+        <w:t xml:space="preserve">Link lupa </w:t>
+      </w:r>
+      <w:proofErr w:type="spellStart"/>
+      <w:r>
+        <w:rPr>
+          <w:rFonts w:ascii="Times New Roman" w:hAnsi="Times New Roman" w:cs="Times New Roman"/>
+          <w:bCs/>
+          <w:sz w:val="24"/>
+          <w:szCs w:val="32"/>
+        </w:rPr>
+        <w:t>password</w:t>
+      </w:r>
+      <w:proofErr w:type="spellEnd"/>
     </w:p>
     <w:p>
       <w:pPr>
@@ -996,7 +1308,7 @@
         </w:rPr>
         <w:drawing>
           <wp:inline distT="0" distB="0" distL="0" distR="0">
-            <wp:extent cx="1982051" cy="3390900"/>
+            <wp:extent cx="2934031" cy="5019547"/>
             <wp:effectExtent l="0" t="0" r="0" b="0"/>
             <wp:docPr id="7" name="Picture 7" descr="C:\Users\JARINGAN-17\Pictures\Screenshots\Screenshot (87).png"/>
             <wp:cNvGraphicFramePr>
@@ -1027,7 +1339,7 @@
                   <pic:spPr bwMode="auto">
                     <a:xfrm>
                       <a:off x="0" y="0"/>
-                      <a:ext cx="2008635" cy="3436380"/>
+                      <a:ext cx="2987961" cy="5111811"/>
                     </a:xfrm>
                     <a:prstGeom prst="rect">
                       <a:avLst/>
@@ -1060,7 +1372,6 @@
           <w:sz w:val="24"/>
           <w:szCs w:val="32"/>
         </w:rPr>
-        <w:lastRenderedPageBreak/>
         <w:t>Prinsip UI/UX</w:t>
       </w:r>
     </w:p>
@@ -1440,7 +1751,6 @@
           <w:sz w:val="24"/>
           <w:szCs w:val="32"/>
         </w:rPr>
-        <w:lastRenderedPageBreak/>
         <w:t>Prinsip UI/UX</w:t>
       </w:r>
     </w:p>
@@ -1820,7 +2130,6 @@
           <w:sz w:val="24"/>
           <w:szCs w:val="32"/>
         </w:rPr>
-        <w:lastRenderedPageBreak/>
         <w:t>Prinsip UI/UX</w:t>
       </w:r>
     </w:p>
@@ -2147,7 +2456,6 @@
           <w:sz w:val="24"/>
           <w:szCs w:val="32"/>
         </w:rPr>
-        <w:lastRenderedPageBreak/>
         <w:t>Prinsip UI/UX</w:t>
       </w:r>
     </w:p>
@@ -2409,7 +2717,6 @@
       <w:pPr>
         <w:pStyle w:val="NormalWeb"/>
       </w:pPr>
-      <w:bookmarkStart w:id="0" w:name="_GoBack"/>
       <w:r>
         <w:rPr>
           <w:noProof/>
@@ -2463,25 +2770,23 @@
           </wp:inline>
         </w:drawing>
       </w:r>
-      <w:bookmarkEnd w:id="0"/>
-    </w:p>
-    <w:p>
-      <w:pPr>
-        <w:rPr>
-          <w:rFonts w:ascii="Times New Roman" w:hAnsi="Times New Roman" w:cs="Times New Roman"/>
-          <w:bCs/>
-          <w:sz w:val="24"/>
-          <w:szCs w:val="32"/>
-        </w:rPr>
-      </w:pPr>
-      <w:r>
-        <w:rPr>
-          <w:rFonts w:ascii="Times New Roman" w:hAnsi="Times New Roman" w:cs="Times New Roman"/>
-          <w:bCs/>
-          <w:sz w:val="24"/>
-          <w:szCs w:val="32"/>
-        </w:rPr>
-        <w:lastRenderedPageBreak/>
+    </w:p>
+    <w:p>
+      <w:pPr>
+        <w:rPr>
+          <w:rFonts w:ascii="Times New Roman" w:hAnsi="Times New Roman" w:cs="Times New Roman"/>
+          <w:bCs/>
+          <w:sz w:val="24"/>
+          <w:szCs w:val="32"/>
+        </w:rPr>
+      </w:pPr>
+      <w:r>
+        <w:rPr>
+          <w:rFonts w:ascii="Times New Roman" w:hAnsi="Times New Roman" w:cs="Times New Roman"/>
+          <w:bCs/>
+          <w:sz w:val="24"/>
+          <w:szCs w:val="32"/>
+        </w:rPr>
         <w:t>Prinsip UI/UX</w:t>
       </w:r>
     </w:p>
@@ -2698,102 +3003,6 @@
           <w:szCs w:val="32"/>
         </w:rPr>
         <w:t>Langkah 5 – Laporan Keuangan: Pengguna dapat melihat laporan bulanan serta mengunduh laporan dalam bentuk PDF</w:t>
-      </w:r>
-    </w:p>
-    <w:p>
-      <w:pPr>
-        <w:rPr>
-          <w:rFonts w:ascii="Times New Roman" w:hAnsi="Times New Roman" w:cs="Times New Roman"/>
-          <w:bCs/>
-          <w:sz w:val="24"/>
-          <w:szCs w:val="32"/>
-        </w:rPr>
-      </w:pPr>
-    </w:p>
-    <w:p>
-      <w:pPr>
-        <w:rPr>
-          <w:rFonts w:ascii="Times New Roman" w:hAnsi="Times New Roman" w:cs="Times New Roman"/>
-          <w:bCs/>
-          <w:sz w:val="24"/>
-          <w:szCs w:val="32"/>
-        </w:rPr>
-      </w:pPr>
-      <w:r>
-        <w:rPr>
-          <w:rFonts w:ascii="Times New Roman" w:hAnsi="Times New Roman" w:cs="Times New Roman"/>
-          <w:b/>
-          <w:bCs/>
-          <w:sz w:val="24"/>
-          <w:szCs w:val="32"/>
-        </w:rPr>
-        <w:t>Studi Kasus</w:t>
-      </w:r>
-      <w:r>
-        <w:rPr>
-          <w:rFonts w:ascii="Times New Roman" w:hAnsi="Times New Roman" w:cs="Times New Roman"/>
-          <w:bCs/>
-          <w:sz w:val="24"/>
-          <w:szCs w:val="32"/>
-        </w:rPr>
-        <w:t>:</w:t>
-      </w:r>
-      <w:r>
-        <w:rPr>
-          <w:rFonts w:ascii="Times New Roman" w:hAnsi="Times New Roman" w:cs="Times New Roman"/>
-          <w:bCs/>
-          <w:sz w:val="24"/>
-          <w:szCs w:val="32"/>
-        </w:rPr>
-        <w:t xml:space="preserve"> </w:t>
-      </w:r>
-    </w:p>
-    <w:p>
-      <w:pPr>
-        <w:pStyle w:val="ListParagraph"/>
-        <w:numPr>
-          <w:ilvl w:val="0"/>
-          <w:numId w:val="18"/>
-        </w:numPr>
-        <w:rPr>
-          <w:rFonts w:ascii="Times New Roman" w:hAnsi="Times New Roman" w:cs="Times New Roman"/>
-          <w:bCs/>
-          <w:sz w:val="24"/>
-          <w:szCs w:val="32"/>
-        </w:rPr>
-      </w:pPr>
-      <w:r>
-        <w:rPr>
-          <w:rFonts w:ascii="Times New Roman" w:hAnsi="Times New Roman" w:cs="Times New Roman"/>
-          <w:bCs/>
-          <w:sz w:val="24"/>
-          <w:szCs w:val="32"/>
-        </w:rPr>
-        <w:t>Buat wireframe minimal 5 halaman</w:t>
-      </w:r>
-    </w:p>
-    <w:p>
-      <w:pPr>
-        <w:pStyle w:val="ListParagraph"/>
-        <w:numPr>
-          <w:ilvl w:val="0"/>
-          <w:numId w:val="18"/>
-        </w:numPr>
-        <w:rPr>
-          <w:rFonts w:ascii="Times New Roman" w:hAnsi="Times New Roman" w:cs="Times New Roman"/>
-          <w:bCs/>
-          <w:sz w:val="24"/>
-          <w:szCs w:val="32"/>
-        </w:rPr>
-      </w:pPr>
-      <w:r>
-        <w:rPr>
-          <w:rFonts w:ascii="Times New Roman" w:hAnsi="Times New Roman" w:cs="Times New Roman"/>
-          <w:bCs/>
-          <w:sz w:val="24"/>
-          <w:szCs w:val="32"/>
-        </w:rPr>
-        <w:t>Jelaskan alur navigasi</w:t>
       </w:r>
     </w:p>
     <w:p>
@@ -3357,7 +3566,7 @@
 </file>
 
 <file path=word/numbering.xml><?xml version="1.0" encoding="utf-8"?>
-<w:numbering xmlns:wpc="http://schemas.microsoft.com/office/word/2010/wordprocessingCanvas" xmlns:cx="http://schemas.microsoft.com/office/drawing/2014/chartex" xmlns:cx1="http://schemas.microsoft.com/office/drawing/2015/9/8/chartex" xmlns:cx2="http://schemas.microsoft.com/office/drawing/2015/10/21/chartex" xmlns:cx3="http://schemas.microsoft.com/office/drawing/2016/5/9/chartex" xmlns:cx4="http://schemas.microsoft.com/office/drawing/2016/5/10/chartex" xmlns:cx5="http://schemas.microsoft.com/office/drawing/2016/5/11/chartex" xmlns:cx6="http://schemas.microsoft.com/office/drawing/2016/5/12/chartex" xmlns:cx7="http://schemas.microsoft.com/office/drawing/2016/5/13/chartex" xmlns:cx8="http://schemas.microsoft.com/office/drawing/2016/5/14/chartex" xmlns:mc="http://schemas.openxmlformats.org/markup-compatibility/2006" xmlns:aink="http://schemas.microsoft.com/office/drawing/2016/ink" xmlns:am3d="http://schemas.microsoft.com/office/drawing/2017/model3d" xmlns:o="urn:schemas-microsoft-com:office:office" xmlns:r="http://schemas.openxmlformats.org/officeDocument/2006/relationships" xmlns:m="http://schemas.openxmlformats.org/officeDocument/2006/math" xmlns:v="urn:schemas-microsoft-com:vml" xmlns:wp14="http://schemas.microsoft.com/office/word/2010/wordprocessingDrawing" xmlns:wp="http://schemas.openxmlformats.org/drawingml/2006/wordprocessingDrawing" xmlns:w10="urn:schemas-microsoft-com:office:word" xmlns:w="http://schemas.openxmlformats.org/wordprocessingml/2006/main" xmlns:w14="http://schemas.microsoft.com/office/word/2010/wordml" xmlns:w15="http://schemas.microsoft.com/office/word/2012/wordml" xmlns:w16cex="http://schemas.microsoft.com/office/word/2018/wordml/cex" xmlns:w16cid="http://schemas.microsoft.com/office/word/2016/wordml/cid" xmlns:w16="http://schemas.microsoft.com/office/word/2018/wordml" xmlns:w16se="http://schemas.microsoft.com/office/word/2015/wordml/symex" xmlns:wpg="http://schemas.microsoft.com/office/word/2010/wordprocessingGroup" xmlns:wpi="http://schemas.microsoft.com/office/word/2010/wordprocessingInk" xmlns:wne="http://schemas.microsoft.com/office/word/2006/wordml" xmlns:wps="http://schemas.microsoft.com/office/word/2010/wordprocessingShape" mc:Ignorable="w14 w15 w16se w16cid w16 w16cex wp14">
+<w:numbering xmlns:wpc="http://schemas.microsoft.com/office/word/2010/wordprocessingCanvas" xmlns:cx="http://schemas.microsoft.com/office/drawing/2014/chartex" xmlns:cx1="http://schemas.microsoft.com/office/drawing/2015/9/8/chartex" xmlns:cx2="http://schemas.microsoft.com/office/drawing/2015/10/21/chartex" xmlns:cx3="http://schemas.microsoft.com/office/drawing/2016/5/9/chartex" xmlns:cx4="http://schemas.microsoft.com/office/drawing/2016/5/10/chartex" xmlns:cx5="http://schemas.microsoft.com/office/drawing/2016/5/11/chartex" xmlns:cx6="http://schemas.microsoft.com/office/drawing/2016/5/12/chartex" xmlns:cx7="http://schemas.microsoft.com/office/drawing/2016/5/13/chartex" xmlns:cx8="http://schemas.microsoft.com/office/drawing/2016/5/14/chartex" xmlns:mc="http://schemas.openxmlformats.org/markup-compatibility/2006" xmlns:aink="http://schemas.microsoft.com/office/drawing/2016/ink" xmlns:am3d="http://schemas.microsoft.com/office/drawing/2017/model3d" xmlns:o="urn:schemas-microsoft-com:office:office" xmlns:oel="http://schemas.microsoft.com/office/2019/extlst" xmlns:r="http://schemas.openxmlformats.org/officeDocument/2006/relationships" xmlns:m="http://schemas.openxmlformats.org/officeDocument/2006/math" xmlns:v="urn:schemas-microsoft-com:vml" xmlns:wp14="http://schemas.microsoft.com/office/word/2010/wordprocessingDrawing" xmlns:wp="http://schemas.openxmlformats.org/drawingml/2006/wordprocessingDrawing" xmlns:w10="urn:schemas-microsoft-com:office:word" xmlns:w="http://schemas.openxmlformats.org/wordprocessingml/2006/main" xmlns:w14="http://schemas.microsoft.com/office/word/2010/wordml" xmlns:w15="http://schemas.microsoft.com/office/word/2012/wordml" xmlns:w16cex="http://schemas.microsoft.com/office/word/2018/wordml/cex" xmlns:w16cid="http://schemas.microsoft.com/office/word/2016/wordml/cid" xmlns:w16="http://schemas.microsoft.com/office/word/2018/wordml" xmlns:w16sdtdh="http://schemas.microsoft.com/office/word/2020/wordml/sdtdatahash" xmlns:w16se="http://schemas.microsoft.com/office/word/2015/wordml/symex" xmlns:wpg="http://schemas.microsoft.com/office/word/2010/wordprocessingGroup" xmlns:wpi="http://schemas.microsoft.com/office/word/2010/wordprocessingInk" xmlns:wne="http://schemas.microsoft.com/office/word/2006/wordml" xmlns:wps="http://schemas.microsoft.com/office/word/2010/wordprocessingShape" mc:Ignorable="w14 w15 w16se w16cid w16 w16cex w16sdtdh wp14">
   <w:abstractNum w:abstractNumId="0" w15:restartNumberingAfterBreak="0">
     <w:nsid w:val="08A66FE8"/>
     <w:multiLevelType w:val="hybridMultilevel"/>
@@ -6831,110 +7040,110 @@
       </w:rPr>
     </w:lvl>
   </w:abstractNum>
-  <w:num w:numId="1">
+  <w:num w:numId="1" w16cid:durableId="151677637">
     <w:abstractNumId w:val="9"/>
   </w:num>
-  <w:num w:numId="2">
+  <w:num w:numId="2" w16cid:durableId="1608922686">
     <w:abstractNumId w:val="24"/>
   </w:num>
-  <w:num w:numId="3">
+  <w:num w:numId="3" w16cid:durableId="1722822306">
     <w:abstractNumId w:val="1"/>
   </w:num>
-  <w:num w:numId="4">
+  <w:num w:numId="4" w16cid:durableId="1521966543">
     <w:abstractNumId w:val="17"/>
   </w:num>
-  <w:num w:numId="5">
+  <w:num w:numId="5" w16cid:durableId="1846706039">
     <w:abstractNumId w:val="12"/>
   </w:num>
-  <w:num w:numId="6">
+  <w:num w:numId="6" w16cid:durableId="1692143359">
     <w:abstractNumId w:val="15"/>
   </w:num>
-  <w:num w:numId="7">
+  <w:num w:numId="7" w16cid:durableId="777413340">
     <w:abstractNumId w:val="6"/>
   </w:num>
-  <w:num w:numId="8">
+  <w:num w:numId="8" w16cid:durableId="902906779">
     <w:abstractNumId w:val="2"/>
   </w:num>
-  <w:num w:numId="9">
+  <w:num w:numId="9" w16cid:durableId="809325105">
     <w:abstractNumId w:val="28"/>
   </w:num>
-  <w:num w:numId="10">
+  <w:num w:numId="10" w16cid:durableId="1912546859">
     <w:abstractNumId w:val="32"/>
   </w:num>
-  <w:num w:numId="11">
+  <w:num w:numId="11" w16cid:durableId="500201339">
     <w:abstractNumId w:val="29"/>
   </w:num>
-  <w:num w:numId="12">
+  <w:num w:numId="12" w16cid:durableId="1527060245">
     <w:abstractNumId w:val="16"/>
   </w:num>
-  <w:num w:numId="13">
+  <w:num w:numId="13" w16cid:durableId="1679963678">
     <w:abstractNumId w:val="18"/>
   </w:num>
-  <w:num w:numId="14">
+  <w:num w:numId="14" w16cid:durableId="1491628574">
     <w:abstractNumId w:val="30"/>
   </w:num>
-  <w:num w:numId="15">
+  <w:num w:numId="15" w16cid:durableId="856430169">
     <w:abstractNumId w:val="5"/>
   </w:num>
-  <w:num w:numId="16">
+  <w:num w:numId="16" w16cid:durableId="766073499">
     <w:abstractNumId w:val="7"/>
   </w:num>
-  <w:num w:numId="17">
+  <w:num w:numId="17" w16cid:durableId="564490144">
     <w:abstractNumId w:val="4"/>
   </w:num>
-  <w:num w:numId="18">
+  <w:num w:numId="18" w16cid:durableId="1516454626">
     <w:abstractNumId w:val="13"/>
   </w:num>
-  <w:num w:numId="19">
+  <w:num w:numId="19" w16cid:durableId="1327201006">
     <w:abstractNumId w:val="20"/>
   </w:num>
-  <w:num w:numId="20">
+  <w:num w:numId="20" w16cid:durableId="894047040">
     <w:abstractNumId w:val="19"/>
   </w:num>
-  <w:num w:numId="21">
+  <w:num w:numId="21" w16cid:durableId="1236622288">
     <w:abstractNumId w:val="27"/>
   </w:num>
-  <w:num w:numId="22">
+  <w:num w:numId="22" w16cid:durableId="1965188550">
     <w:abstractNumId w:val="21"/>
   </w:num>
-  <w:num w:numId="23">
+  <w:num w:numId="23" w16cid:durableId="970209538">
     <w:abstractNumId w:val="23"/>
   </w:num>
-  <w:num w:numId="24">
+  <w:num w:numId="24" w16cid:durableId="1799837722">
     <w:abstractNumId w:val="10"/>
   </w:num>
-  <w:num w:numId="25">
+  <w:num w:numId="25" w16cid:durableId="1840004154">
     <w:abstractNumId w:val="11"/>
   </w:num>
-  <w:num w:numId="26">
+  <w:num w:numId="26" w16cid:durableId="1343163176">
     <w:abstractNumId w:val="0"/>
   </w:num>
-  <w:num w:numId="27">
+  <w:num w:numId="27" w16cid:durableId="675301199">
     <w:abstractNumId w:val="25"/>
   </w:num>
-  <w:num w:numId="28">
+  <w:num w:numId="28" w16cid:durableId="420487052">
     <w:abstractNumId w:val="3"/>
   </w:num>
-  <w:num w:numId="29">
+  <w:num w:numId="29" w16cid:durableId="1414278034">
     <w:abstractNumId w:val="22"/>
   </w:num>
-  <w:num w:numId="30">
+  <w:num w:numId="30" w16cid:durableId="686442368">
     <w:abstractNumId w:val="26"/>
   </w:num>
-  <w:num w:numId="31">
+  <w:num w:numId="31" w16cid:durableId="702748854">
     <w:abstractNumId w:val="14"/>
   </w:num>
-  <w:num w:numId="32">
+  <w:num w:numId="32" w16cid:durableId="868759122">
     <w:abstractNumId w:val="31"/>
   </w:num>
-  <w:num w:numId="33">
+  <w:num w:numId="33" w16cid:durableId="1472097978">
     <w:abstractNumId w:val="8"/>
   </w:num>
 </w:numbering>
 </file>
 
 <file path=word/styles.xml><?xml version="1.0" encoding="utf-8"?>
-<w:styles xmlns:mc="http://schemas.openxmlformats.org/markup-compatibility/2006" xmlns:r="http://schemas.openxmlformats.org/officeDocument/2006/relationships" xmlns:w="http://schemas.openxmlformats.org/wordprocessingml/2006/main" xmlns:w14="http://schemas.microsoft.com/office/word/2010/wordml" xmlns:w15="http://schemas.microsoft.com/office/word/2012/wordml" xmlns:w16cex="http://schemas.microsoft.com/office/word/2018/wordml/cex" xmlns:w16cid="http://schemas.microsoft.com/office/word/2016/wordml/cid" xmlns:w16="http://schemas.microsoft.com/office/word/2018/wordml" xmlns:w16se="http://schemas.microsoft.com/office/word/2015/wordml/symex" mc:Ignorable="w14 w15 w16se w16cid w16 w16cex">
+<w:styles xmlns:mc="http://schemas.openxmlformats.org/markup-compatibility/2006" xmlns:r="http://schemas.openxmlformats.org/officeDocument/2006/relationships" xmlns:w="http://schemas.openxmlformats.org/wordprocessingml/2006/main" xmlns:w14="http://schemas.microsoft.com/office/word/2010/wordml" xmlns:w15="http://schemas.microsoft.com/office/word/2012/wordml" xmlns:w16cex="http://schemas.microsoft.com/office/word/2018/wordml/cex" xmlns:w16cid="http://schemas.microsoft.com/office/word/2016/wordml/cid" xmlns:w16="http://schemas.microsoft.com/office/word/2018/wordml" xmlns:w16sdtdh="http://schemas.microsoft.com/office/word/2020/wordml/sdtdatahash" xmlns:w16se="http://schemas.microsoft.com/office/word/2015/wordml/symex" mc:Ignorable="w14 w15 w16se w16cid w16 w16cex w16sdtdh">
   <w:docDefaults>
     <w:rPrDefault>
       <w:rPr>
